--- a/exports/quarto/docx/07_LeadershipBriefing.docx
+++ b/exports/quarto/docx/07_LeadershipBriefing.docx
@@ -23,7 +23,7 @@
         <w:pStyle w:val="Date"/>
       </w:pPr>
       <w:r>
-        <w:t xml:space="preserve">March 31, 2026</w:t>
+        <w:t xml:space="preserve">April 2, 2026</w:t>
       </w:r>
     </w:p>
     <w:sdt>
@@ -373,7 +373,7 @@
         </w:numPr>
       </w:pPr>
       <w:r>
-        <w:t xml:space="preserve">Six Control Planes and Seven Core Concepts</w:t>
+        <w:t xml:space="preserve">Six Control Planes and Eight Core Concepts</w:t>
       </w:r>
     </w:p>
     <w:p>
@@ -741,7 +741,29 @@
         <w:pStyle w:val="FirstParagraph"/>
       </w:pPr>
       <w:r>
-        <w:t xml:space="preserve">The Seven Core Concepts govern the UIAO architecture:</w:t>
+        <w:t xml:space="preserve">The Eight Core Concepts govern the UIAO architecture:</w:t>
+      </w:r>
+    </w:p>
+    <w:p>
+      <w:pPr>
+        <w:pStyle w:val="Compact"/>
+        <w:numPr>
+          <w:ilvl w:val="0"/>
+          <w:numId w:val="1003"/>
+        </w:numPr>
+      </w:pPr>
+      <w:r>
+        <w:rPr>
+          <w:b/>
+          <w:bCs/>
+        </w:rPr>
+        <w:t xml:space="preserve">Single Source of Truth (SSOT)</w:t>
+      </w:r>
+      <w:r>
+        <w:t xml:space="preserve"> </w:t>
+      </w:r>
+      <w:r>
+        <w:t xml:space="preserve">— UIAO operates on the principle that every claim has one authoritative origin. All other representations are pointers, not copies. This ensures provenance, prevents drift, and enables federated truth resolution across boundaries.</w:t>
       </w:r>
     </w:p>
     <w:p>
@@ -1079,7 +1101,7 @@
         <w:t xml:space="preserve"> </w:t>
       </w:r>
       <w:r>
-        <w:t xml:space="preserve">Transform the agency into a cloud-optimized, identity-driven, telemetry-informed, Zero Trust-aligned, TIC 3.0-compliant federal enterprise.</w:t>
+        <w:t xml:space="preserve">Deliver a drop-in overlay that restores cross-service telemetry and identity correlation in FedRAMP Moderate environments where native platforms cannot.</w:t>
       </w:r>
     </w:p>
     <w:bookmarkEnd w:id="27"/>
@@ -1269,7 +1291,7 @@
         <w:t xml:space="preserve"> </w:t>
       </w:r>
       <w:r>
-        <w:t xml:space="preserve">A fully modernized, identity-driven, cloud-optimized, telemetry-rich federal network.</w:t>
+        <w:t xml:space="preserve">A FedRAMP Moderate environment with restored cross-service telemetry and deterministic identity correlation – delivered as a drop-in overlay.</w:t>
       </w:r>
     </w:p>
     <w:p>
@@ -2175,7 +2197,7 @@
         </w:numPr>
       </w:pPr>
       <w:r>
-        <w:t xml:space="preserve">A unified, future-proof modernization foundation</w:t>
+        <w:t xml:space="preserve">A drop-in overlay delivering cross-service telemetry and identity correlation where native platforms cannot</w:t>
       </w:r>
     </w:p>
     <w:p>
